--- a/Луговой/Шеменев/Вариант 23/ЛР3 (Поддержка).docx
+++ b/Луговой/Шеменев/Вариант 23/ЛР3 (Поддержка).docx
@@ -318,7 +318,7 @@
           <w:rFonts w:ascii="Times New Roman" w:eastAsia="Times New Roman" w:hAnsi="Times New Roman" w:cs="Times New Roman"/>
           <w:lang w:eastAsia="ru-RU"/>
         </w:rPr>
-        <w:t xml:space="preserve">установленный .NET SDK 10.0;</w:t>
+        <w:t xml:space="preserve">установленный .NET Framework 4.8;</w:t>
       </w:r>
     </w:p>
     <w:p>
@@ -1464,7 +1464,7 @@
           <w:bCs/>
           <w:lang w:eastAsia="ru-RU"/>
         </w:rPr>
-        <w:t xml:space="preserve">Windows Forms App</w:t>
+        <w:t xml:space="preserve">Windows Forms App (.NET Framework)</w:t>
       </w:r>
       <w:r>
         <w:rPr>
@@ -1527,7 +1527,7 @@
           <w:rFonts w:ascii="Times New Roman" w:eastAsia="Times New Roman" w:hAnsi="Times New Roman" w:cs="Times New Roman"/>
           <w:lang w:eastAsia="ru-RU"/>
         </w:rPr>
-        <w:t xml:space="preserve">Выбрана версия </w:t>
+        <w:t xml:space="preserve">Выбрана версия платформы </w:t>
       </w:r>
       <w:r>
         <w:rPr>
@@ -1536,7 +1536,7 @@
           <w:bCs/>
           <w:lang w:eastAsia="ru-RU"/>
         </w:rPr>
-        <w:t xml:space="preserve">.NET 10.0</w:t>
+        <w:t xml:space="preserve">.NET Framework 4.8</w:t>
       </w:r>
       <w:r>
         <w:rPr>
@@ -3483,7 +3483,7 @@
           <w:szCs w:val="20"/>
           <w:lang w:eastAsia="ru-RU"/>
         </w:rPr>
-        <w:t xml:space="preserve">namespace ArtSchool;</w:t>
+        <w:t xml:space="preserve">namespace ArtSchool</w:t>
       </w:r>
     </w:p>
     <w:p>
@@ -3520,7 +3520,7 @@
           <w:szCs w:val="20"/>
           <w:lang w:eastAsia="ru-RU"/>
         </w:rPr>
-        <w:t xml:space="preserve"/>
+        <w:t xml:space="preserve">{</w:t>
       </w:r>
     </w:p>
     <w:p>
@@ -3557,7 +3557,7 @@
           <w:szCs w:val="20"/>
           <w:lang w:eastAsia="ru-RU"/>
         </w:rPr>
-        <w:t xml:space="preserve">public class Student</w:t>
+        <w:t xml:space="preserve">    public class Student</w:t>
       </w:r>
     </w:p>
     <w:p>
@@ -3594,7 +3594,7 @@
           <w:szCs w:val="20"/>
           <w:lang w:eastAsia="ru-RU"/>
         </w:rPr>
-        <w:t xml:space="preserve">{</w:t>
+        <w:t xml:space="preserve">    {</w:t>
       </w:r>
     </w:p>
     <w:p>
@@ -3631,7 +3631,7 @@
           <w:szCs w:val="20"/>
           <w:lang w:eastAsia="ru-RU"/>
         </w:rPr>
-        <w:t xml:space="preserve">    public string Name { get; set; }</w:t>
+        <w:t xml:space="preserve">        public string Name { get; set; }</w:t>
       </w:r>
     </w:p>
     <w:p>
@@ -3668,7 +3668,7 @@
           <w:szCs w:val="20"/>
           <w:lang w:eastAsia="ru-RU"/>
         </w:rPr>
-        <w:t xml:space="preserve">    public int Age { get; set; }</w:t>
+        <w:t xml:space="preserve">        public int Age { get; set; }</w:t>
       </w:r>
     </w:p>
     <w:p>
@@ -3705,7 +3705,7 @@
           <w:szCs w:val="20"/>
           <w:lang w:eastAsia="ru-RU"/>
         </w:rPr>
-        <w:t xml:space="preserve">    public string Direction { get; set; }</w:t>
+        <w:t xml:space="preserve">        public string Direction { get; set; }</w:t>
       </w:r>
     </w:p>
     <w:p>
@@ -3742,84 +3742,7 @@
           <w:szCs w:val="20"/>
           <w:lang w:eastAsia="ru-RU"/>
         </w:rPr>
-        <w:t xml:space="preserve">}</w:t>
-      </w:r>
-    </w:p>
-    <w:p>
-      <w:pPr>
-        <w:rPr>
-          <w:rFonts w:ascii="Times New Roman" w:eastAsia="Times New Roman" w:hAnsi="Times New Roman" w:cs="Times New Roman"/>
-          <w:lang w:eastAsia="ru-RU"/>
-        </w:rPr>
-      </w:pPr>
-      <w:r>
-        <w:rPr>
-          <w:rFonts w:ascii="Times New Roman" w:eastAsia="Times New Roman" w:hAnsi="Times New Roman" w:cs="Times New Roman"/>
-          <w:noProof/>
-          <w:lang w:eastAsia="ru-RU"/>
-        </w:rPr>
-        <w:pict w14:anchorId="62345C2D">
-          <v:rect id="_x0000_i1040" style="width:0;height:1.5pt" o:hralign="center" o:hrstd="t" o:hr="t" fillcolor="#a0a0a0" stroked="f"/>
-        </w:pict>
-      </w:r>
-    </w:p>
-    <w:p>
-      <w:pPr>
-        <w:spacing w:before="100" w:beforeAutospacing="1" w:after="100" w:afterAutospacing="1"/>
-        <w:outlineLvl w:val="0"/>
-        <w:rPr>
-          <w:rFonts w:ascii="Times New Roman" w:eastAsia="Times New Roman" w:hAnsi="Times New Roman" w:cs="Times New Roman"/>
-          <w:b/>
-          <w:bCs/>
-          <w:kern w:val="36"/>
-          <w:sz w:val="48"/>
-          <w:szCs w:val="48"/>
-          <w:lang w:eastAsia="ru-RU"/>
-        </w:rPr>
-      </w:pPr>
-      <w:r>
-        <w:rPr>
-          <w:rFonts w:ascii="Times New Roman" w:eastAsia="Times New Roman" w:hAnsi="Times New Roman" w:cs="Times New Roman"/>
-          <w:b/>
-          <w:bCs/>
-          <w:kern w:val="36"/>
-          <w:sz w:val="48"/>
-          <w:szCs w:val="48"/>
-          <w:lang w:eastAsia="ru-RU"/>
-        </w:rPr>
-        <w:t>9. Этап 4. Создание коллекции объектов</w:t>
-      </w:r>
-    </w:p>
-    <w:p>
-      <w:pPr>
-        <w:spacing w:before="100" w:beforeAutospacing="1" w:after="100" w:afterAutospacing="1"/>
-        <w:rPr>
-          <w:rFonts w:ascii="Times New Roman" w:eastAsia="Times New Roman" w:hAnsi="Times New Roman" w:cs="Times New Roman"/>
-          <w:lang w:eastAsia="ru-RU"/>
-        </w:rPr>
-      </w:pPr>
-      <w:r>
-        <w:rPr>
-          <w:rFonts w:ascii="Times New Roman" w:eastAsia="Times New Roman" w:hAnsi="Times New Roman" w:cs="Times New Roman"/>
-          <w:lang w:eastAsia="ru-RU"/>
-        </w:rPr>
-        <w:t xml:space="preserve">Для хранения объектов в классе формы </w:t>
-      </w:r>
-      <w:r>
-        <w:rPr>
-          <w:rFonts w:ascii="Courier New" w:eastAsia="Times New Roman" w:hAnsi="Courier New" w:cs="Courier New"/>
-          <w:sz w:val="20"/>
-          <w:szCs w:val="20"/>
-          <w:lang w:eastAsia="ru-RU"/>
-        </w:rPr>
-        <w:t xml:space="preserve">Form1</w:t>
-      </w:r>
-      <w:r>
-        <w:rPr>
-          <w:rFonts w:ascii="Times New Roman" w:eastAsia="Times New Roman" w:hAnsi="Times New Roman" w:cs="Times New Roman"/>
-          <w:lang w:eastAsia="ru-RU"/>
-        </w:rPr>
-        <w:t xml:space="preserve"> создана коллекция:</w:t>
+        <w:t xml:space="preserve">    }</w:t>
       </w:r>
     </w:p>
     <w:p>
@@ -3856,23 +3779,7 @@
           <w:szCs w:val="20"/>
           <w:lang w:eastAsia="ru-RU"/>
         </w:rPr>
-        <w:t xml:space="preserve">List&lt;Student&gt; students = new List&lt;Student&gt;();</w:t>
-      </w:r>
-    </w:p>
-    <w:p>
-      <w:pPr>
-        <w:spacing w:before="100" w:beforeAutospacing="1" w:after="100" w:afterAutospacing="1"/>
-        <w:rPr>
-          <w:rFonts w:ascii="Times New Roman" w:eastAsia="Times New Roman" w:hAnsi="Times New Roman" w:cs="Times New Roman"/>
-          <w:lang w:eastAsia="ru-RU"/>
-        </w:rPr>
-      </w:pPr>
-      <w:r>
-        <w:rPr>
-          <w:rFonts w:ascii="Times New Roman" w:eastAsia="Times New Roman" w:hAnsi="Times New Roman" w:cs="Times New Roman"/>
-          <w:lang w:eastAsia="ru-RU"/>
-        </w:rPr>
-        <w:t xml:space="preserve">Коллекция хранит объекты, созданные пользователем.</w:t>
+        <w:t xml:space="preserve">}</w:t>
       </w:r>
     </w:p>
     <w:p>
@@ -3888,8 +3795,8 @@
           <w:noProof/>
           <w:lang w:eastAsia="ru-RU"/>
         </w:rPr>
-        <w:pict w14:anchorId="2AED8A43">
-          <v:rect id="_x0000_i1039" style="width:0;height:1.5pt" o:hralign="center" o:hrstd="t" o:hr="t" fillcolor="#a0a0a0" stroked="f"/>
+        <w:pict w14:anchorId="62345C2D">
+          <v:rect id="_x0000_i1040" style="width:0;height:1.5pt" o:hralign="center" o:hrstd="t" o:hr="t" fillcolor="#a0a0a0" stroked="f"/>
         </w:pict>
       </w:r>
     </w:p>
@@ -3917,208 +3824,39 @@
           <w:szCs w:val="48"/>
           <w:lang w:eastAsia="ru-RU"/>
         </w:rPr>
-        <w:t>10. Этап 5. Реализация добавления объекта</w:t>
-      </w:r>
-    </w:p>
-    <w:p>
-      <w:pPr>
-        <w:spacing w:before="100" w:beforeAutospacing="1" w:after="100" w:afterAutospacing="1"/>
-        <w:rPr>
-          <w:rFonts w:ascii="Times New Roman" w:eastAsia="Times New Roman" w:hAnsi="Times New Roman" w:cs="Times New Roman"/>
-          <w:lang w:eastAsia="ru-RU"/>
-        </w:rPr>
-      </w:pPr>
-      <w:r>
-        <w:rPr>
-          <w:rFonts w:ascii="Times New Roman" w:eastAsia="Times New Roman" w:hAnsi="Times New Roman" w:cs="Times New Roman"/>
-          <w:lang w:eastAsia="ru-RU"/>
-        </w:rPr>
-        <w:t xml:space="preserve">Создана кнопка </w:t>
-      </w:r>
-      <w:r>
-        <w:rPr>
-          <w:rFonts w:ascii="Times New Roman" w:eastAsia="Times New Roman" w:hAnsi="Times New Roman" w:cs="Times New Roman"/>
-          <w:b/>
-          <w:bCs/>
-          <w:lang w:eastAsia="ru-RU"/>
-        </w:rPr>
-        <w:t xml:space="preserve">«Добавить ученика»</w:t>
-      </w:r>
-      <w:r>
-        <w:rPr>
-          <w:rFonts w:ascii="Times New Roman" w:eastAsia="Times New Roman" w:hAnsi="Times New Roman" w:cs="Times New Roman"/>
-          <w:lang w:eastAsia="ru-RU"/>
-        </w:rPr>
-        <w:t xml:space="preserve">.</w:t>
-      </w:r>
-    </w:p>
-    <w:p>
-      <w:pPr>
-        <w:spacing w:before="100" w:beforeAutospacing="1" w:after="100" w:afterAutospacing="1"/>
-        <w:rPr>
-          <w:rFonts w:ascii="Times New Roman" w:eastAsia="Times New Roman" w:hAnsi="Times New Roman" w:cs="Times New Roman"/>
-          <w:lang w:eastAsia="ru-RU"/>
-        </w:rPr>
-      </w:pPr>
-      <w:r>
-        <w:rPr>
-          <w:rFonts w:ascii="Times New Roman" w:eastAsia="Times New Roman" w:hAnsi="Times New Roman" w:cs="Times New Roman"/>
-          <w:lang w:eastAsia="ru-RU"/>
-        </w:rPr>
-        <w:t xml:space="preserve">При её нажатии программа:</w:t>
-      </w:r>
-    </w:p>
-    <w:p>
-      <w:pPr>
-        <w:numPr>
-          <w:ilvl w:val="0"/>
-          <w:numId w:val="20"/>
-        </w:numPr>
-        <w:spacing w:before="100" w:beforeAutospacing="1" w:after="100" w:afterAutospacing="1"/>
-        <w:rPr>
-          <w:rFonts w:ascii="Times New Roman" w:eastAsia="Times New Roman" w:hAnsi="Times New Roman" w:cs="Times New Roman"/>
-          <w:lang w:eastAsia="ru-RU"/>
-        </w:rPr>
-      </w:pPr>
-      <w:r>
-        <w:rPr>
-          <w:rFonts w:ascii="Times New Roman" w:eastAsia="Times New Roman" w:hAnsi="Times New Roman" w:cs="Times New Roman"/>
-          <w:lang w:eastAsia="ru-RU"/>
-        </w:rPr>
-        <w:t xml:space="preserve">получает данные из элементов </w:t>
-      </w:r>
-      <w:r>
-        <w:rPr>
-          <w:rFonts w:ascii="Courier New" w:eastAsia="Times New Roman" w:hAnsi="Courier New" w:cs="Courier New"/>
-          <w:sz w:val="20"/>
-          <w:szCs w:val="20"/>
-          <w:lang w:eastAsia="ru-RU"/>
-        </w:rPr>
-        <w:t xml:space="preserve">TextBox</w:t>
-      </w:r>
-      <w:r>
-        <w:rPr>
-          <w:rFonts w:ascii="Times New Roman" w:eastAsia="Times New Roman" w:hAnsi="Times New Roman" w:cs="Times New Roman"/>
-          <w:lang w:eastAsia="ru-RU"/>
-        </w:rPr>
-        <w:t xml:space="preserve"> и проверяет их;</w:t>
-      </w:r>
-    </w:p>
-    <w:p>
-      <w:pPr>
-        <w:numPr>
-          <w:ilvl w:val="0"/>
-          <w:numId w:val="20"/>
-        </w:numPr>
-        <w:spacing w:before="100" w:beforeAutospacing="1" w:after="100" w:afterAutospacing="1"/>
-        <w:rPr>
-          <w:rFonts w:ascii="Times New Roman" w:eastAsia="Times New Roman" w:hAnsi="Times New Roman" w:cs="Times New Roman"/>
-          <w:lang w:eastAsia="ru-RU"/>
-        </w:rPr>
-      </w:pPr>
-      <w:r>
-        <w:rPr>
-          <w:rFonts w:ascii="Times New Roman" w:eastAsia="Times New Roman" w:hAnsi="Times New Roman" w:cs="Times New Roman"/>
-          <w:lang w:eastAsia="ru-RU"/>
-        </w:rPr>
-        <w:t xml:space="preserve">создаёт объект </w:t>
-      </w:r>
-      <w:r>
-        <w:rPr>
-          <w:rFonts w:ascii="Courier New" w:eastAsia="Times New Roman" w:hAnsi="Courier New" w:cs="Courier New"/>
-          <w:sz w:val="20"/>
-          <w:szCs w:val="20"/>
-          <w:lang w:eastAsia="ru-RU"/>
-        </w:rPr>
-        <w:t xml:space="preserve">Student</w:t>
-      </w:r>
-      <w:r>
-        <w:rPr>
-          <w:rFonts w:ascii="Times New Roman" w:eastAsia="Times New Roman" w:hAnsi="Times New Roman" w:cs="Times New Roman"/>
-          <w:lang w:eastAsia="ru-RU"/>
-        </w:rPr>
-        <w:t xml:space="preserve">;</w:t>
-      </w:r>
-    </w:p>
-    <w:p>
-      <w:pPr>
-        <w:numPr>
-          <w:ilvl w:val="0"/>
-          <w:numId w:val="20"/>
-        </w:numPr>
-        <w:spacing w:before="100" w:beforeAutospacing="1" w:after="100" w:afterAutospacing="1"/>
-        <w:rPr>
-          <w:rFonts w:ascii="Times New Roman" w:eastAsia="Times New Roman" w:hAnsi="Times New Roman" w:cs="Times New Roman"/>
-          <w:lang w:eastAsia="ru-RU"/>
-        </w:rPr>
-      </w:pPr>
-      <w:r>
-        <w:rPr>
-          <w:rFonts w:ascii="Times New Roman" w:eastAsia="Times New Roman" w:hAnsi="Times New Roman" w:cs="Times New Roman"/>
-          <w:lang w:eastAsia="ru-RU"/>
-        </w:rPr>
-        <w:t xml:space="preserve">добавляет объект в коллекцию;</w:t>
-      </w:r>
-    </w:p>
-    <w:p>
-      <w:pPr>
-        <w:numPr>
-          <w:ilvl w:val="0"/>
-          <w:numId w:val="20"/>
-        </w:numPr>
-        <w:spacing w:before="100" w:beforeAutospacing="1" w:after="100" w:afterAutospacing="1"/>
-        <w:rPr>
-          <w:rFonts w:ascii="Times New Roman" w:eastAsia="Times New Roman" w:hAnsi="Times New Roman" w:cs="Times New Roman"/>
-          <w:lang w:eastAsia="ru-RU"/>
-        </w:rPr>
-      </w:pPr>
-      <w:r>
-        <w:rPr>
-          <w:rFonts w:ascii="Times New Roman" w:eastAsia="Times New Roman" w:hAnsi="Times New Roman" w:cs="Times New Roman"/>
-          <w:lang w:eastAsia="ru-RU"/>
-        </w:rPr>
-        <w:t xml:space="preserve">отображает объект в списке.</w:t>
-      </w:r>
-    </w:p>
-    <w:p>
-      <w:pPr>
-        <w:spacing w:before="100" w:beforeAutospacing="1" w:after="100" w:afterAutospacing="1"/>
-        <w:outlineLvl w:val="2"/>
-        <w:rPr>
-          <w:rFonts w:ascii="Times New Roman" w:eastAsia="Times New Roman" w:hAnsi="Times New Roman" w:cs="Times New Roman"/>
-          <w:b/>
-          <w:bCs/>
-          <w:sz w:val="27"/>
-          <w:szCs w:val="27"/>
-          <w:lang w:eastAsia="ru-RU"/>
-        </w:rPr>
-      </w:pPr>
-      <w:r>
-        <w:rPr>
-          <w:rFonts w:ascii="Times New Roman" w:eastAsia="Times New Roman" w:hAnsi="Times New Roman" w:cs="Times New Roman"/>
-          <w:b/>
-          <w:bCs/>
-          <w:sz w:val="27"/>
-          <w:szCs w:val="27"/>
-          <w:lang w:eastAsia="ru-RU"/>
-        </w:rPr>
-        <w:t>Пример для «Палитра»</w:t>
-      </w:r>
-    </w:p>
-    <w:p>
-      <w:pPr>
-        <w:spacing w:before="100" w:beforeAutospacing="1" w:after="100" w:afterAutospacing="1"/>
-        <w:rPr>
-          <w:rFonts w:ascii="Times New Roman" w:eastAsia="Times New Roman" w:hAnsi="Times New Roman" w:cs="Times New Roman"/>
-          <w:lang w:eastAsia="ru-RU"/>
-        </w:rPr>
-      </w:pPr>
-      <w:r>
-        <w:rPr>
-          <w:rFonts w:ascii="Times New Roman" w:eastAsia="Times New Roman" w:hAnsi="Times New Roman" w:cs="Times New Roman"/>
-          <w:lang w:eastAsia="ru-RU"/>
-        </w:rPr>
-        <w:t>Пользователь вводит:</w:t>
+        <w:t>9. Этап 4. Создание коллекции объектов</w:t>
+      </w:r>
+    </w:p>
+    <w:p>
+      <w:pPr>
+        <w:spacing w:before="100" w:beforeAutospacing="1" w:after="100" w:afterAutospacing="1"/>
+        <w:rPr>
+          <w:rFonts w:ascii="Times New Roman" w:eastAsia="Times New Roman" w:hAnsi="Times New Roman" w:cs="Times New Roman"/>
+          <w:lang w:eastAsia="ru-RU"/>
+        </w:rPr>
+      </w:pPr>
+      <w:r>
+        <w:rPr>
+          <w:rFonts w:ascii="Times New Roman" w:eastAsia="Times New Roman" w:hAnsi="Times New Roman" w:cs="Times New Roman"/>
+          <w:lang w:eastAsia="ru-RU"/>
+        </w:rPr>
+        <w:t xml:space="preserve">Для хранения объектов в классе формы </w:t>
+      </w:r>
+      <w:r>
+        <w:rPr>
+          <w:rFonts w:ascii="Courier New" w:eastAsia="Times New Roman" w:hAnsi="Courier New" w:cs="Courier New"/>
+          <w:sz w:val="20"/>
+          <w:szCs w:val="20"/>
+          <w:lang w:eastAsia="ru-RU"/>
+        </w:rPr>
+        <w:t xml:space="preserve">Form1</w:t>
+      </w:r>
+      <w:r>
+        <w:rPr>
+          <w:rFonts w:ascii="Times New Roman" w:eastAsia="Times New Roman" w:hAnsi="Times New Roman" w:cs="Times New Roman"/>
+          <w:lang w:eastAsia="ru-RU"/>
+        </w:rPr>
+        <w:t xml:space="preserve"> создана коллекция:</w:t>
       </w:r>
     </w:p>
     <w:p>
@@ -4155,7 +3893,269 @@
           <w:szCs w:val="20"/>
           <w:lang w:eastAsia="ru-RU"/>
         </w:rPr>
-        <w:t xml:space="preserve">ФИО ученика: Семёнова Алёна Игоревна</w:t>
+        <w:t xml:space="preserve">List&lt;Student&gt; students = new List&lt;Student&gt;();</w:t>
+      </w:r>
+    </w:p>
+    <w:p>
+      <w:pPr>
+        <w:spacing w:before="100" w:beforeAutospacing="1" w:after="100" w:afterAutospacing="1"/>
+        <w:rPr>
+          <w:rFonts w:ascii="Times New Roman" w:eastAsia="Times New Roman" w:hAnsi="Times New Roman" w:cs="Times New Roman"/>
+          <w:lang w:eastAsia="ru-RU"/>
+        </w:rPr>
+      </w:pPr>
+      <w:r>
+        <w:rPr>
+          <w:rFonts w:ascii="Times New Roman" w:eastAsia="Times New Roman" w:hAnsi="Times New Roman" w:cs="Times New Roman"/>
+          <w:lang w:eastAsia="ru-RU"/>
+        </w:rPr>
+        <w:t xml:space="preserve">Коллекция хранит объекты, созданные пользователем.</w:t>
+      </w:r>
+    </w:p>
+    <w:p>
+      <w:pPr>
+        <w:rPr>
+          <w:rFonts w:ascii="Times New Roman" w:eastAsia="Times New Roman" w:hAnsi="Times New Roman" w:cs="Times New Roman"/>
+          <w:lang w:eastAsia="ru-RU"/>
+        </w:rPr>
+      </w:pPr>
+      <w:r>
+        <w:rPr>
+          <w:rFonts w:ascii="Times New Roman" w:eastAsia="Times New Roman" w:hAnsi="Times New Roman" w:cs="Times New Roman"/>
+          <w:noProof/>
+          <w:lang w:eastAsia="ru-RU"/>
+        </w:rPr>
+        <w:pict w14:anchorId="2AED8A43">
+          <v:rect id="_x0000_i1039" style="width:0;height:1.5pt" o:hralign="center" o:hrstd="t" o:hr="t" fillcolor="#a0a0a0" stroked="f"/>
+        </w:pict>
+      </w:r>
+    </w:p>
+    <w:p>
+      <w:pPr>
+        <w:spacing w:before="100" w:beforeAutospacing="1" w:after="100" w:afterAutospacing="1"/>
+        <w:outlineLvl w:val="0"/>
+        <w:rPr>
+          <w:rFonts w:ascii="Times New Roman" w:eastAsia="Times New Roman" w:hAnsi="Times New Roman" w:cs="Times New Roman"/>
+          <w:b/>
+          <w:bCs/>
+          <w:kern w:val="36"/>
+          <w:sz w:val="48"/>
+          <w:szCs w:val="48"/>
+          <w:lang w:eastAsia="ru-RU"/>
+        </w:rPr>
+      </w:pPr>
+      <w:r>
+        <w:rPr>
+          <w:rFonts w:ascii="Times New Roman" w:eastAsia="Times New Roman" w:hAnsi="Times New Roman" w:cs="Times New Roman"/>
+          <w:b/>
+          <w:bCs/>
+          <w:kern w:val="36"/>
+          <w:sz w:val="48"/>
+          <w:szCs w:val="48"/>
+          <w:lang w:eastAsia="ru-RU"/>
+        </w:rPr>
+        <w:t>10. Этап 5. Реализация добавления объекта</w:t>
+      </w:r>
+    </w:p>
+    <w:p>
+      <w:pPr>
+        <w:spacing w:before="100" w:beforeAutospacing="1" w:after="100" w:afterAutospacing="1"/>
+        <w:rPr>
+          <w:rFonts w:ascii="Times New Roman" w:eastAsia="Times New Roman" w:hAnsi="Times New Roman" w:cs="Times New Roman"/>
+          <w:lang w:eastAsia="ru-RU"/>
+        </w:rPr>
+      </w:pPr>
+      <w:r>
+        <w:rPr>
+          <w:rFonts w:ascii="Times New Roman" w:eastAsia="Times New Roman" w:hAnsi="Times New Roman" w:cs="Times New Roman"/>
+          <w:lang w:eastAsia="ru-RU"/>
+        </w:rPr>
+        <w:t xml:space="preserve">Создана кнопка </w:t>
+      </w:r>
+      <w:r>
+        <w:rPr>
+          <w:rFonts w:ascii="Times New Roman" w:eastAsia="Times New Roman" w:hAnsi="Times New Roman" w:cs="Times New Roman"/>
+          <w:b/>
+          <w:bCs/>
+          <w:lang w:eastAsia="ru-RU"/>
+        </w:rPr>
+        <w:t xml:space="preserve">«Добавить ученика»</w:t>
+      </w:r>
+      <w:r>
+        <w:rPr>
+          <w:rFonts w:ascii="Times New Roman" w:eastAsia="Times New Roman" w:hAnsi="Times New Roman" w:cs="Times New Roman"/>
+          <w:lang w:eastAsia="ru-RU"/>
+        </w:rPr>
+        <w:t xml:space="preserve">.</w:t>
+      </w:r>
+    </w:p>
+    <w:p>
+      <w:pPr>
+        <w:spacing w:before="100" w:beforeAutospacing="1" w:after="100" w:afterAutospacing="1"/>
+        <w:rPr>
+          <w:rFonts w:ascii="Times New Roman" w:eastAsia="Times New Roman" w:hAnsi="Times New Roman" w:cs="Times New Roman"/>
+          <w:lang w:eastAsia="ru-RU"/>
+        </w:rPr>
+      </w:pPr>
+      <w:r>
+        <w:rPr>
+          <w:rFonts w:ascii="Times New Roman" w:eastAsia="Times New Roman" w:hAnsi="Times New Roman" w:cs="Times New Roman"/>
+          <w:lang w:eastAsia="ru-RU"/>
+        </w:rPr>
+        <w:t xml:space="preserve">При её нажатии программа:</w:t>
+      </w:r>
+    </w:p>
+    <w:p>
+      <w:pPr>
+        <w:numPr>
+          <w:ilvl w:val="0"/>
+          <w:numId w:val="20"/>
+        </w:numPr>
+        <w:spacing w:before="100" w:beforeAutospacing="1" w:after="100" w:afterAutospacing="1"/>
+        <w:rPr>
+          <w:rFonts w:ascii="Times New Roman" w:eastAsia="Times New Roman" w:hAnsi="Times New Roman" w:cs="Times New Roman"/>
+          <w:lang w:eastAsia="ru-RU"/>
+        </w:rPr>
+      </w:pPr>
+      <w:r>
+        <w:rPr>
+          <w:rFonts w:ascii="Times New Roman" w:eastAsia="Times New Roman" w:hAnsi="Times New Roman" w:cs="Times New Roman"/>
+          <w:lang w:eastAsia="ru-RU"/>
+        </w:rPr>
+        <w:t xml:space="preserve">получает данные из элементов </w:t>
+      </w:r>
+      <w:r>
+        <w:rPr>
+          <w:rFonts w:ascii="Courier New" w:eastAsia="Times New Roman" w:hAnsi="Courier New" w:cs="Courier New"/>
+          <w:sz w:val="20"/>
+          <w:szCs w:val="20"/>
+          <w:lang w:eastAsia="ru-RU"/>
+        </w:rPr>
+        <w:t xml:space="preserve">TextBox</w:t>
+      </w:r>
+      <w:r>
+        <w:rPr>
+          <w:rFonts w:ascii="Times New Roman" w:eastAsia="Times New Roman" w:hAnsi="Times New Roman" w:cs="Times New Roman"/>
+          <w:lang w:eastAsia="ru-RU"/>
+        </w:rPr>
+        <w:t xml:space="preserve"> и проверяет их;</w:t>
+      </w:r>
+    </w:p>
+    <w:p>
+      <w:pPr>
+        <w:numPr>
+          <w:ilvl w:val="0"/>
+          <w:numId w:val="20"/>
+        </w:numPr>
+        <w:spacing w:before="100" w:beforeAutospacing="1" w:after="100" w:afterAutospacing="1"/>
+        <w:rPr>
+          <w:rFonts w:ascii="Times New Roman" w:eastAsia="Times New Roman" w:hAnsi="Times New Roman" w:cs="Times New Roman"/>
+          <w:lang w:eastAsia="ru-RU"/>
+        </w:rPr>
+      </w:pPr>
+      <w:r>
+        <w:rPr>
+          <w:rFonts w:ascii="Times New Roman" w:eastAsia="Times New Roman" w:hAnsi="Times New Roman" w:cs="Times New Roman"/>
+          <w:lang w:eastAsia="ru-RU"/>
+        </w:rPr>
+        <w:t xml:space="preserve">создаёт объект </w:t>
+      </w:r>
+      <w:r>
+        <w:rPr>
+          <w:rFonts w:ascii="Courier New" w:eastAsia="Times New Roman" w:hAnsi="Courier New" w:cs="Courier New"/>
+          <w:sz w:val="20"/>
+          <w:szCs w:val="20"/>
+          <w:lang w:eastAsia="ru-RU"/>
+        </w:rPr>
+        <w:t xml:space="preserve">Student</w:t>
+      </w:r>
+      <w:r>
+        <w:rPr>
+          <w:rFonts w:ascii="Times New Roman" w:eastAsia="Times New Roman" w:hAnsi="Times New Roman" w:cs="Times New Roman"/>
+          <w:lang w:eastAsia="ru-RU"/>
+        </w:rPr>
+        <w:t xml:space="preserve">;</w:t>
+      </w:r>
+    </w:p>
+    <w:p>
+      <w:pPr>
+        <w:numPr>
+          <w:ilvl w:val="0"/>
+          <w:numId w:val="20"/>
+        </w:numPr>
+        <w:spacing w:before="100" w:beforeAutospacing="1" w:after="100" w:afterAutospacing="1"/>
+        <w:rPr>
+          <w:rFonts w:ascii="Times New Roman" w:eastAsia="Times New Roman" w:hAnsi="Times New Roman" w:cs="Times New Roman"/>
+          <w:lang w:eastAsia="ru-RU"/>
+        </w:rPr>
+      </w:pPr>
+      <w:r>
+        <w:rPr>
+          <w:rFonts w:ascii="Times New Roman" w:eastAsia="Times New Roman" w:hAnsi="Times New Roman" w:cs="Times New Roman"/>
+          <w:lang w:eastAsia="ru-RU"/>
+        </w:rPr>
+        <w:t xml:space="preserve">добавляет объект в коллекцию;</w:t>
+      </w:r>
+    </w:p>
+    <w:p>
+      <w:pPr>
+        <w:numPr>
+          <w:ilvl w:val="0"/>
+          <w:numId w:val="20"/>
+        </w:numPr>
+        <w:spacing w:before="100" w:beforeAutospacing="1" w:after="100" w:afterAutospacing="1"/>
+        <w:rPr>
+          <w:rFonts w:ascii="Times New Roman" w:eastAsia="Times New Roman" w:hAnsi="Times New Roman" w:cs="Times New Roman"/>
+          <w:lang w:eastAsia="ru-RU"/>
+        </w:rPr>
+      </w:pPr>
+      <w:r>
+        <w:rPr>
+          <w:rFonts w:ascii="Times New Roman" w:eastAsia="Times New Roman" w:hAnsi="Times New Roman" w:cs="Times New Roman"/>
+          <w:lang w:eastAsia="ru-RU"/>
+        </w:rPr>
+        <w:t xml:space="preserve">отображает объект в списке.</w:t>
+      </w:r>
+    </w:p>
+    <w:p>
+      <w:pPr>
+        <w:spacing w:before="100" w:beforeAutospacing="1" w:after="100" w:afterAutospacing="1"/>
+        <w:outlineLvl w:val="2"/>
+        <w:rPr>
+          <w:rFonts w:ascii="Times New Roman" w:eastAsia="Times New Roman" w:hAnsi="Times New Roman" w:cs="Times New Roman"/>
+          <w:b/>
+          <w:bCs/>
+          <w:sz w:val="27"/>
+          <w:szCs w:val="27"/>
+          <w:lang w:eastAsia="ru-RU"/>
+        </w:rPr>
+      </w:pPr>
+      <w:r>
+        <w:rPr>
+          <w:rFonts w:ascii="Times New Roman" w:eastAsia="Times New Roman" w:hAnsi="Times New Roman" w:cs="Times New Roman"/>
+          <w:b/>
+          <w:bCs/>
+          <w:sz w:val="27"/>
+          <w:szCs w:val="27"/>
+          <w:lang w:eastAsia="ru-RU"/>
+        </w:rPr>
+        <w:t>Пример для «Палитра»</w:t>
+      </w:r>
+    </w:p>
+    <w:p>
+      <w:pPr>
+        <w:spacing w:before="100" w:beforeAutospacing="1" w:after="100" w:afterAutospacing="1"/>
+        <w:rPr>
+          <w:rFonts w:ascii="Times New Roman" w:eastAsia="Times New Roman" w:hAnsi="Times New Roman" w:cs="Times New Roman"/>
+          <w:lang w:eastAsia="ru-RU"/>
+        </w:rPr>
+      </w:pPr>
+      <w:r>
+        <w:rPr>
+          <w:rFonts w:ascii="Times New Roman" w:eastAsia="Times New Roman" w:hAnsi="Times New Roman" w:cs="Times New Roman"/>
+          <w:lang w:eastAsia="ru-RU"/>
+        </w:rPr>
+        <w:t>Пользователь вводит:</w:t>
       </w:r>
     </w:p>
     <w:p>
@@ -4192,7 +4192,7 @@
           <w:szCs w:val="20"/>
           <w:lang w:eastAsia="ru-RU"/>
         </w:rPr>
-        <w:t xml:space="preserve">Возраст: 12</w:t>
+        <w:t xml:space="preserve">ФИО ученика: Семёнова Алёна Игоревна</w:t>
       </w:r>
     </w:p>
     <w:p>
@@ -4229,39 +4229,7 @@
           <w:szCs w:val="20"/>
           <w:lang w:eastAsia="ru-RU"/>
         </w:rPr>
-        <w:t xml:space="preserve">Направление: Живопись</w:t>
-      </w:r>
-    </w:p>
-    <w:p>
-      <w:pPr>
-        <w:spacing w:before="100" w:beforeAutospacing="1" w:after="100" w:afterAutospacing="1"/>
-        <w:rPr>
-          <w:rFonts w:ascii="Times New Roman" w:eastAsia="Times New Roman" w:hAnsi="Times New Roman" w:cs="Times New Roman"/>
-          <w:lang w:eastAsia="ru-RU"/>
-        </w:rPr>
-      </w:pPr>
-      <w:r>
-        <w:rPr>
-          <w:rFonts w:ascii="Times New Roman" w:eastAsia="Times New Roman" w:hAnsi="Times New Roman" w:cs="Times New Roman"/>
-          <w:lang w:eastAsia="ru-RU"/>
-        </w:rPr>
-        <w:t xml:space="preserve">После нажатия </w:t>
-      </w:r>
-      <w:r>
-        <w:rPr>
-          <w:rFonts w:ascii="Times New Roman" w:eastAsia="Times New Roman" w:hAnsi="Times New Roman" w:cs="Times New Roman"/>
-          <w:b/>
-          <w:bCs/>
-          <w:lang w:eastAsia="ru-RU"/>
-        </w:rPr>
-        <w:t xml:space="preserve">«Добавить ученика»</w:t>
-      </w:r>
-      <w:r>
-        <w:rPr>
-          <w:rFonts w:ascii="Times New Roman" w:eastAsia="Times New Roman" w:hAnsi="Times New Roman" w:cs="Times New Roman"/>
-          <w:lang w:eastAsia="ru-RU"/>
-        </w:rPr>
-        <w:t xml:space="preserve"> в список появляется:</w:t>
+        <w:t xml:space="preserve">Возраст: 12</w:t>
       </w:r>
     </w:p>
     <w:p>
@@ -4298,23 +4266,39 @@
           <w:szCs w:val="20"/>
           <w:lang w:eastAsia="ru-RU"/>
         </w:rPr>
-        <w:t xml:space="preserve">Семёнова Алёна Игоревна — 12 лет — Живопись</w:t>
-      </w:r>
-    </w:p>
-    <w:p>
-      <w:pPr>
-        <w:spacing w:before="100" w:beforeAutospacing="1" w:after="100" w:afterAutospacing="1"/>
-        <w:rPr>
-          <w:rFonts w:ascii="Times New Roman" w:eastAsia="Times New Roman" w:hAnsi="Times New Roman" w:cs="Times New Roman"/>
-          <w:lang w:eastAsia="ru-RU"/>
-        </w:rPr>
-      </w:pPr>
-      <w:r>
-        <w:rPr>
-          <w:rFonts w:ascii="Times New Roman" w:eastAsia="Times New Roman" w:hAnsi="Times New Roman" w:cs="Times New Roman"/>
-          <w:lang w:eastAsia="ru-RU"/>
-        </w:rPr>
-        <w:t xml:space="preserve">После этого добавлены ещё несколько учеников:</w:t>
+        <w:t xml:space="preserve">Направление: Живопись</w:t>
+      </w:r>
+    </w:p>
+    <w:p>
+      <w:pPr>
+        <w:spacing w:before="100" w:beforeAutospacing="1" w:after="100" w:afterAutospacing="1"/>
+        <w:rPr>
+          <w:rFonts w:ascii="Times New Roman" w:eastAsia="Times New Roman" w:hAnsi="Times New Roman" w:cs="Times New Roman"/>
+          <w:lang w:eastAsia="ru-RU"/>
+        </w:rPr>
+      </w:pPr>
+      <w:r>
+        <w:rPr>
+          <w:rFonts w:ascii="Times New Roman" w:eastAsia="Times New Roman" w:hAnsi="Times New Roman" w:cs="Times New Roman"/>
+          <w:lang w:eastAsia="ru-RU"/>
+        </w:rPr>
+        <w:t xml:space="preserve">После нажатия </w:t>
+      </w:r>
+      <w:r>
+        <w:rPr>
+          <w:rFonts w:ascii="Times New Roman" w:eastAsia="Times New Roman" w:hAnsi="Times New Roman" w:cs="Times New Roman"/>
+          <w:b/>
+          <w:bCs/>
+          <w:lang w:eastAsia="ru-RU"/>
+        </w:rPr>
+        <w:t xml:space="preserve">«Добавить ученика»</w:t>
+      </w:r>
+      <w:r>
+        <w:rPr>
+          <w:rFonts w:ascii="Times New Roman" w:eastAsia="Times New Roman" w:hAnsi="Times New Roman" w:cs="Times New Roman"/>
+          <w:lang w:eastAsia="ru-RU"/>
+        </w:rPr>
+        <w:t xml:space="preserve"> в список появляется:</w:t>
       </w:r>
     </w:p>
     <w:p>
@@ -4356,6 +4340,22 @@
     </w:p>
     <w:p>
       <w:pPr>
+        <w:spacing w:before="100" w:beforeAutospacing="1" w:after="100" w:afterAutospacing="1"/>
+        <w:rPr>
+          <w:rFonts w:ascii="Times New Roman" w:eastAsia="Times New Roman" w:hAnsi="Times New Roman" w:cs="Times New Roman"/>
+          <w:lang w:eastAsia="ru-RU"/>
+        </w:rPr>
+      </w:pPr>
+      <w:r>
+        <w:rPr>
+          <w:rFonts w:ascii="Times New Roman" w:eastAsia="Times New Roman" w:hAnsi="Times New Roman" w:cs="Times New Roman"/>
+          <w:lang w:eastAsia="ru-RU"/>
+        </w:rPr>
+        <w:t xml:space="preserve">После этого добавлены ещё несколько учеников:</w:t>
+      </w:r>
+    </w:p>
+    <w:p>
+      <w:pPr>
         <w:tabs>
           <w:tab w:val="left" w:pos="916"/>
           <w:tab w:val="left" w:pos="1832"/>
@@ -4388,7 +4388,7 @@
           <w:szCs w:val="20"/>
           <w:lang w:eastAsia="ru-RU"/>
         </w:rPr>
-        <w:t xml:space="preserve">Петров Иван Сергеевич — 9 лет — Рисунок</w:t>
+        <w:t xml:space="preserve">Семёнова Алёна Игоревна — 12 лет — Живопись</w:t>
       </w:r>
     </w:p>
     <w:p>
@@ -4425,39 +4425,7 @@
           <w:szCs w:val="20"/>
           <w:lang w:eastAsia="ru-RU"/>
         </w:rPr>
-        <w:t xml:space="preserve">Ким Виктория Андреевна — 14 лет — Скульптура</w:t>
-      </w:r>
-    </w:p>
-    <w:p>
-      <w:pPr>
-        <w:spacing w:before="100" w:beforeAutospacing="1" w:after="100" w:afterAutospacing="1"/>
-        <w:rPr>
-          <w:rFonts w:ascii="Times New Roman" w:eastAsia="Times New Roman" w:hAnsi="Times New Roman" w:cs="Times New Roman"/>
-          <w:lang w:eastAsia="ru-RU"/>
-        </w:rPr>
-      </w:pPr>
-      <w:r>
-        <w:rPr>
-          <w:rFonts w:ascii="Times New Roman" w:eastAsia="Times New Roman" w:hAnsi="Times New Roman" w:cs="Times New Roman"/>
-          <w:lang w:eastAsia="ru-RU"/>
-        </w:rPr>
-        <w:t xml:space="preserve">Код обработчика кнопки </w:t>
-      </w:r>
-      <w:r>
-        <w:rPr>
-          <w:rFonts w:ascii="Times New Roman" w:eastAsia="Times New Roman" w:hAnsi="Times New Roman" w:cs="Times New Roman"/>
-          <w:b/>
-          <w:bCs/>
-          <w:lang w:eastAsia="ru-RU"/>
-        </w:rPr>
-        <w:t xml:space="preserve">«Добавить ученика»</w:t>
-      </w:r>
-      <w:r>
-        <w:rPr>
-          <w:rFonts w:ascii="Times New Roman" w:eastAsia="Times New Roman" w:hAnsi="Times New Roman" w:cs="Times New Roman"/>
-          <w:lang w:eastAsia="ru-RU"/>
-        </w:rPr>
-        <w:t xml:space="preserve">:</w:t>
+        <w:t xml:space="preserve">Петров Иван Сергеевич — 9 лет — Рисунок</w:t>
       </w:r>
     </w:p>
     <w:p>
@@ -4494,7 +4462,39 @@
           <w:szCs w:val="20"/>
           <w:lang w:eastAsia="ru-RU"/>
         </w:rPr>
-        <w:t xml:space="preserve">// кнопка «Добавить»</w:t>
+        <w:t xml:space="preserve">Ким Виктория Андреевна — 14 лет — Скульптура</w:t>
+      </w:r>
+    </w:p>
+    <w:p>
+      <w:pPr>
+        <w:spacing w:before="100" w:beforeAutospacing="1" w:after="100" w:afterAutospacing="1"/>
+        <w:rPr>
+          <w:rFonts w:ascii="Times New Roman" w:eastAsia="Times New Roman" w:hAnsi="Times New Roman" w:cs="Times New Roman"/>
+          <w:lang w:eastAsia="ru-RU"/>
+        </w:rPr>
+      </w:pPr>
+      <w:r>
+        <w:rPr>
+          <w:rFonts w:ascii="Times New Roman" w:eastAsia="Times New Roman" w:hAnsi="Times New Roman" w:cs="Times New Roman"/>
+          <w:lang w:eastAsia="ru-RU"/>
+        </w:rPr>
+        <w:t xml:space="preserve">Код обработчика кнопки </w:t>
+      </w:r>
+      <w:r>
+        <w:rPr>
+          <w:rFonts w:ascii="Times New Roman" w:eastAsia="Times New Roman" w:hAnsi="Times New Roman" w:cs="Times New Roman"/>
+          <w:b/>
+          <w:bCs/>
+          <w:lang w:eastAsia="ru-RU"/>
+        </w:rPr>
+        <w:t xml:space="preserve">«Добавить ученика»</w:t>
+      </w:r>
+      <w:r>
+        <w:rPr>
+          <w:rFonts w:ascii="Times New Roman" w:eastAsia="Times New Roman" w:hAnsi="Times New Roman" w:cs="Times New Roman"/>
+          <w:lang w:eastAsia="ru-RU"/>
+        </w:rPr>
+        <w:t xml:space="preserve">:</w:t>
       </w:r>
     </w:p>
     <w:p>
@@ -5815,7 +5815,7 @@
           <w:szCs w:val="20"/>
           <w:lang w:eastAsia="ru-RU"/>
         </w:rPr>
-        <w:t xml:space="preserve">// вывод всех учеников в список</w:t>
+        <w:t xml:space="preserve">private void UpdateList()</w:t>
       </w:r>
     </w:p>
     <w:p>
@@ -5852,7 +5852,7 @@
           <w:szCs w:val="20"/>
           <w:lang w:eastAsia="ru-RU"/>
         </w:rPr>
-        <w:t xml:space="preserve">private void UpdateList()</w:t>
+        <w:t xml:space="preserve">{</w:t>
       </w:r>
     </w:p>
     <w:p>
@@ -5889,7 +5889,7 @@
           <w:szCs w:val="20"/>
           <w:lang w:eastAsia="ru-RU"/>
         </w:rPr>
-        <w:t xml:space="preserve">{</w:t>
+        <w:t xml:space="preserve">    lstStudents.Items.Clear();</w:t>
       </w:r>
     </w:p>
     <w:p>
@@ -5926,7 +5926,7 @@
           <w:szCs w:val="20"/>
           <w:lang w:eastAsia="ru-RU"/>
         </w:rPr>
-        <w:t xml:space="preserve">    lstStudents.Items.Clear();</w:t>
+        <w:t xml:space="preserve">    foreach (Student s in students)</w:t>
       </w:r>
     </w:p>
     <w:p>
@@ -5963,7 +5963,7 @@
           <w:szCs w:val="20"/>
           <w:lang w:eastAsia="ru-RU"/>
         </w:rPr>
-        <w:t xml:space="preserve">    foreach (Student s in students)</w:t>
+        <w:t xml:space="preserve">    {</w:t>
       </w:r>
     </w:p>
     <w:p>
@@ -6000,7 +6000,7 @@
           <w:szCs w:val="20"/>
           <w:lang w:eastAsia="ru-RU"/>
         </w:rPr>
-        <w:t xml:space="preserve">    {</w:t>
+        <w:t xml:space="preserve">        string text = s.Name + " — " + s.Age + " лет";</w:t>
       </w:r>
     </w:p>
     <w:p>
@@ -6037,7 +6037,7 @@
           <w:szCs w:val="20"/>
           <w:lang w:eastAsia="ru-RU"/>
         </w:rPr>
-        <w:t xml:space="preserve">        lstStudents.Items.Add($"{s.Name} — {s.Age} лет — {s.Direction}");</w:t>
+        <w:t xml:space="preserve">        lstStudents.Items.Add(text + " — " + s.Direction);</w:t>
       </w:r>
     </w:p>
     <w:p>
@@ -6610,7 +6610,7 @@
           <w:szCs w:val="20"/>
           <w:lang w:eastAsia="ru-RU"/>
         </w:rPr>
-        <w:t xml:space="preserve">// кнопка «Найти»</w:t>
+        <w:t xml:space="preserve">private void btnSearch_Click(object sender, EventArgs e)</w:t>
       </w:r>
     </w:p>
     <w:p>
@@ -6647,7 +6647,7 @@
           <w:szCs w:val="20"/>
           <w:lang w:eastAsia="ru-RU"/>
         </w:rPr>
-        <w:t xml:space="preserve">private void btnSearch_Click(object sender, EventArgs e)</w:t>
+        <w:t xml:space="preserve">{</w:t>
       </w:r>
     </w:p>
     <w:p>
@@ -6684,7 +6684,7 @@
           <w:szCs w:val="20"/>
           <w:lang w:eastAsia="ru-RU"/>
         </w:rPr>
-        <w:t xml:space="preserve">{</w:t>
+        <w:t xml:space="preserve">    foreach (Student s in students)</w:t>
       </w:r>
     </w:p>
     <w:p>
@@ -6721,7 +6721,7 @@
           <w:szCs w:val="20"/>
           <w:lang w:eastAsia="ru-RU"/>
         </w:rPr>
-        <w:t xml:space="preserve">    foreach (Student s in students)</w:t>
+        <w:t xml:space="preserve">    {</w:t>
       </w:r>
     </w:p>
     <w:p>
@@ -6758,7 +6758,7 @@
           <w:szCs w:val="20"/>
           <w:lang w:eastAsia="ru-RU"/>
         </w:rPr>
-        <w:t xml:space="preserve">    {</w:t>
+        <w:t xml:space="preserve">        if (s.Name.Contains(txtSearch.Text))</w:t>
       </w:r>
     </w:p>
     <w:p>
@@ -6795,7 +6795,7 @@
           <w:szCs w:val="20"/>
           <w:lang w:eastAsia="ru-RU"/>
         </w:rPr>
-        <w:t xml:space="preserve">        if (s.Name.Contains(txtSearch.Text))</w:t>
+        <w:t xml:space="preserve">        {</w:t>
       </w:r>
     </w:p>
     <w:p>
@@ -6832,7 +6832,7 @@
           <w:szCs w:val="20"/>
           <w:lang w:eastAsia="ru-RU"/>
         </w:rPr>
-        <w:t xml:space="preserve">        {</w:t>
+        <w:t xml:space="preserve">            MessageBox.Show("Найдено:\n\n" + s.Name + "\nВозраст: " + s.Age +</w:t>
       </w:r>
     </w:p>
     <w:p>
@@ -6869,7 +6869,7 @@
           <w:szCs w:val="20"/>
           <w:lang w:eastAsia="ru-RU"/>
         </w:rPr>
-        <w:t xml:space="preserve">            MessageBox.Show("Найдено:\n\n" + s.Name + "\nВозраст: " + s.Age +</w:t>
+        <w:t xml:space="preserve">                " лет\nНаправление: " + s.Direction);</w:t>
       </w:r>
     </w:p>
     <w:p>
@@ -6906,7 +6906,7 @@
           <w:szCs w:val="20"/>
           <w:lang w:eastAsia="ru-RU"/>
         </w:rPr>
-        <w:t xml:space="preserve">                " лет\nНаправление: " + s.Direction);</w:t>
+        <w:t xml:space="preserve">            return;</w:t>
       </w:r>
     </w:p>
     <w:p>
@@ -6943,7 +6943,7 @@
           <w:szCs w:val="20"/>
           <w:lang w:eastAsia="ru-RU"/>
         </w:rPr>
-        <w:t xml:space="preserve">            return;</w:t>
+        <w:t xml:space="preserve">        }</w:t>
       </w:r>
     </w:p>
     <w:p>
@@ -6980,7 +6980,7 @@
           <w:szCs w:val="20"/>
           <w:lang w:eastAsia="ru-RU"/>
         </w:rPr>
-        <w:t xml:space="preserve">        }</w:t>
+        <w:t xml:space="preserve">    }</w:t>
       </w:r>
     </w:p>
     <w:p>
@@ -7017,7 +7017,7 @@
           <w:szCs w:val="20"/>
           <w:lang w:eastAsia="ru-RU"/>
         </w:rPr>
-        <w:t xml:space="preserve">    }</w:t>
+        <w:t xml:space="preserve">    MessageBox.Show("Ученик не найден");</w:t>
       </w:r>
     </w:p>
     <w:p>
@@ -7054,7 +7054,141 @@
           <w:szCs w:val="20"/>
           <w:lang w:eastAsia="ru-RU"/>
         </w:rPr>
-        <w:t xml:space="preserve">    MessageBox.Show("Ученик не найден");</w:t>
+        <w:t xml:space="preserve">}</w:t>
+      </w:r>
+    </w:p>
+    <w:p>
+      <w:pPr>
+        <w:rPr>
+          <w:rFonts w:ascii="Times New Roman" w:eastAsia="Times New Roman" w:hAnsi="Times New Roman" w:cs="Times New Roman"/>
+          <w:lang w:eastAsia="ru-RU"/>
+        </w:rPr>
+      </w:pPr>
+      <w:r>
+        <w:rPr>
+          <w:rFonts w:ascii="Times New Roman" w:eastAsia="Times New Roman" w:hAnsi="Times New Roman" w:cs="Times New Roman"/>
+          <w:noProof/>
+          <w:lang w:eastAsia="ru-RU"/>
+        </w:rPr>
+        <w:pict w14:anchorId="7D6079A2">
+          <v:rect id="_x0000_i1036" style="width:0;height:1.5pt" o:hralign="center" o:hrstd="t" o:hr="t" fillcolor="#a0a0a0" stroked="f"/>
+        </w:pict>
+      </w:r>
+    </w:p>
+    <w:p>
+      <w:pPr>
+        <w:spacing w:before="100" w:beforeAutospacing="1" w:after="100" w:afterAutospacing="1"/>
+        <w:outlineLvl w:val="0"/>
+        <w:rPr>
+          <w:rFonts w:ascii="Times New Roman" w:eastAsia="Times New Roman" w:hAnsi="Times New Roman" w:cs="Times New Roman"/>
+          <w:b/>
+          <w:bCs/>
+          <w:kern w:val="36"/>
+          <w:sz w:val="48"/>
+          <w:szCs w:val="48"/>
+          <w:lang w:eastAsia="ru-RU"/>
+        </w:rPr>
+      </w:pPr>
+      <w:r>
+        <w:rPr>
+          <w:rFonts w:ascii="Times New Roman" w:eastAsia="Times New Roman" w:hAnsi="Times New Roman" w:cs="Times New Roman"/>
+          <w:b/>
+          <w:bCs/>
+          <w:kern w:val="36"/>
+          <w:sz w:val="48"/>
+          <w:szCs w:val="48"/>
+          <w:lang w:eastAsia="ru-RU"/>
+        </w:rPr>
+        <w:t>13. Этап 8. Реализация удаления</w:t>
+      </w:r>
+    </w:p>
+    <w:p>
+      <w:pPr>
+        <w:spacing w:before="100" w:beforeAutospacing="1" w:after="100" w:afterAutospacing="1"/>
+        <w:rPr>
+          <w:rFonts w:ascii="Times New Roman" w:eastAsia="Times New Roman" w:hAnsi="Times New Roman" w:cs="Times New Roman"/>
+          <w:lang w:eastAsia="ru-RU"/>
+        </w:rPr>
+      </w:pPr>
+      <w:r>
+        <w:rPr>
+          <w:rFonts w:ascii="Times New Roman" w:eastAsia="Times New Roman" w:hAnsi="Times New Roman" w:cs="Times New Roman"/>
+          <w:lang w:eastAsia="ru-RU"/>
+        </w:rPr>
+        <w:t xml:space="preserve">Добавлена кнопка </w:t>
+      </w:r>
+      <w:r>
+        <w:rPr>
+          <w:rFonts w:ascii="Times New Roman" w:eastAsia="Times New Roman" w:hAnsi="Times New Roman" w:cs="Times New Roman"/>
+          <w:b/>
+          <w:bCs/>
+          <w:lang w:eastAsia="ru-RU"/>
+        </w:rPr>
+        <w:t xml:space="preserve">«Удалить выбранного»</w:t>
+      </w:r>
+      <w:r>
+        <w:rPr>
+          <w:rFonts w:ascii="Times New Roman" w:eastAsia="Times New Roman" w:hAnsi="Times New Roman" w:cs="Times New Roman"/>
+          <w:lang w:eastAsia="ru-RU"/>
+        </w:rPr>
+        <w:t xml:space="preserve">.</w:t>
+      </w:r>
+    </w:p>
+    <w:p>
+      <w:pPr>
+        <w:spacing w:before="100" w:beforeAutospacing="1" w:after="100" w:afterAutospacing="1"/>
+        <w:rPr>
+          <w:rFonts w:ascii="Times New Roman" w:eastAsia="Times New Roman" w:hAnsi="Times New Roman" w:cs="Times New Roman"/>
+          <w:lang w:eastAsia="ru-RU"/>
+        </w:rPr>
+      </w:pPr>
+      <w:r>
+        <w:rPr>
+          <w:rFonts w:ascii="Times New Roman" w:eastAsia="Times New Roman" w:hAnsi="Times New Roman" w:cs="Times New Roman"/>
+          <w:lang w:eastAsia="ru-RU"/>
+        </w:rPr>
+        <w:t>Пользователь выбирает объект из списка и нажимает кнопку.</w:t>
+      </w:r>
+    </w:p>
+    <w:p>
+      <w:pPr>
+        <w:spacing w:before="100" w:beforeAutospacing="1" w:after="100" w:afterAutospacing="1"/>
+        <w:outlineLvl w:val="2"/>
+        <w:rPr>
+          <w:rFonts w:ascii="Times New Roman" w:eastAsia="Times New Roman" w:hAnsi="Times New Roman" w:cs="Times New Roman"/>
+          <w:b/>
+          <w:bCs/>
+          <w:sz w:val="27"/>
+          <w:szCs w:val="27"/>
+          <w:lang w:eastAsia="ru-RU"/>
+        </w:rPr>
+      </w:pPr>
+      <w:r>
+        <w:rPr>
+          <w:rFonts w:ascii="Times New Roman" w:eastAsia="Times New Roman" w:hAnsi="Times New Roman" w:cs="Times New Roman"/>
+          <w:b/>
+          <w:bCs/>
+          <w:sz w:val="27"/>
+          <w:szCs w:val="27"/>
+          <w:lang w:eastAsia="ru-RU"/>
+        </w:rPr>
+        <w:t>Пример</w:t>
+      </w:r>
+    </w:p>
+    <w:p>
+      <w:pPr>
+        <w:spacing w:before="100" w:beforeAutospacing="1" w:after="100" w:afterAutospacing="1"/>
+        <w:rPr>
+          <w:rFonts w:ascii="Times New Roman" w:eastAsia="Times New Roman" w:hAnsi="Times New Roman" w:cs="Times New Roman"/>
+          <w:lang w:eastAsia="ru-RU"/>
+        </w:rPr>
+      </w:pPr>
+      <w:r>
+        <w:rPr>
+          <w:rFonts w:ascii="Times New Roman" w:eastAsia="Times New Roman" w:hAnsi="Times New Roman" w:cs="Times New Roman"/>
+          <w:lang w:eastAsia="ru-RU"/>
+        </w:rPr>
+        <w:t>До удаления:</w:t>
       </w:r>
     </w:p>
     <w:p>
@@ -7091,141 +7225,7 @@
           <w:szCs w:val="20"/>
           <w:lang w:eastAsia="ru-RU"/>
         </w:rPr>
-        <w:t xml:space="preserve">}</w:t>
-      </w:r>
-    </w:p>
-    <w:p>
-      <w:pPr>
-        <w:rPr>
-          <w:rFonts w:ascii="Times New Roman" w:eastAsia="Times New Roman" w:hAnsi="Times New Roman" w:cs="Times New Roman"/>
-          <w:lang w:eastAsia="ru-RU"/>
-        </w:rPr>
-      </w:pPr>
-      <w:r>
-        <w:rPr>
-          <w:rFonts w:ascii="Times New Roman" w:eastAsia="Times New Roman" w:hAnsi="Times New Roman" w:cs="Times New Roman"/>
-          <w:noProof/>
-          <w:lang w:eastAsia="ru-RU"/>
-        </w:rPr>
-        <w:pict w14:anchorId="7D6079A2">
-          <v:rect id="_x0000_i1036" style="width:0;height:1.5pt" o:hralign="center" o:hrstd="t" o:hr="t" fillcolor="#a0a0a0" stroked="f"/>
-        </w:pict>
-      </w:r>
-    </w:p>
-    <w:p>
-      <w:pPr>
-        <w:spacing w:before="100" w:beforeAutospacing="1" w:after="100" w:afterAutospacing="1"/>
-        <w:outlineLvl w:val="0"/>
-        <w:rPr>
-          <w:rFonts w:ascii="Times New Roman" w:eastAsia="Times New Roman" w:hAnsi="Times New Roman" w:cs="Times New Roman"/>
-          <w:b/>
-          <w:bCs/>
-          <w:kern w:val="36"/>
-          <w:sz w:val="48"/>
-          <w:szCs w:val="48"/>
-          <w:lang w:eastAsia="ru-RU"/>
-        </w:rPr>
-      </w:pPr>
-      <w:r>
-        <w:rPr>
-          <w:rFonts w:ascii="Times New Roman" w:eastAsia="Times New Roman" w:hAnsi="Times New Roman" w:cs="Times New Roman"/>
-          <w:b/>
-          <w:bCs/>
-          <w:kern w:val="36"/>
-          <w:sz w:val="48"/>
-          <w:szCs w:val="48"/>
-          <w:lang w:eastAsia="ru-RU"/>
-        </w:rPr>
-        <w:t>13. Этап 8. Реализация удаления</w:t>
-      </w:r>
-    </w:p>
-    <w:p>
-      <w:pPr>
-        <w:spacing w:before="100" w:beforeAutospacing="1" w:after="100" w:afterAutospacing="1"/>
-        <w:rPr>
-          <w:rFonts w:ascii="Times New Roman" w:eastAsia="Times New Roman" w:hAnsi="Times New Roman" w:cs="Times New Roman"/>
-          <w:lang w:eastAsia="ru-RU"/>
-        </w:rPr>
-      </w:pPr>
-      <w:r>
-        <w:rPr>
-          <w:rFonts w:ascii="Times New Roman" w:eastAsia="Times New Roman" w:hAnsi="Times New Roman" w:cs="Times New Roman"/>
-          <w:lang w:eastAsia="ru-RU"/>
-        </w:rPr>
-        <w:t xml:space="preserve">Добавлена кнопка </w:t>
-      </w:r>
-      <w:r>
-        <w:rPr>
-          <w:rFonts w:ascii="Times New Roman" w:eastAsia="Times New Roman" w:hAnsi="Times New Roman" w:cs="Times New Roman"/>
-          <w:b/>
-          <w:bCs/>
-          <w:lang w:eastAsia="ru-RU"/>
-        </w:rPr>
-        <w:t xml:space="preserve">«Удалить выбранного»</w:t>
-      </w:r>
-      <w:r>
-        <w:rPr>
-          <w:rFonts w:ascii="Times New Roman" w:eastAsia="Times New Roman" w:hAnsi="Times New Roman" w:cs="Times New Roman"/>
-          <w:lang w:eastAsia="ru-RU"/>
-        </w:rPr>
-        <w:t xml:space="preserve">.</w:t>
-      </w:r>
-    </w:p>
-    <w:p>
-      <w:pPr>
-        <w:spacing w:before="100" w:beforeAutospacing="1" w:after="100" w:afterAutospacing="1"/>
-        <w:rPr>
-          <w:rFonts w:ascii="Times New Roman" w:eastAsia="Times New Roman" w:hAnsi="Times New Roman" w:cs="Times New Roman"/>
-          <w:lang w:eastAsia="ru-RU"/>
-        </w:rPr>
-      </w:pPr>
-      <w:r>
-        <w:rPr>
-          <w:rFonts w:ascii="Times New Roman" w:eastAsia="Times New Roman" w:hAnsi="Times New Roman" w:cs="Times New Roman"/>
-          <w:lang w:eastAsia="ru-RU"/>
-        </w:rPr>
-        <w:t>Пользователь выбирает объект из списка и нажимает кнопку.</w:t>
-      </w:r>
-    </w:p>
-    <w:p>
-      <w:pPr>
-        <w:spacing w:before="100" w:beforeAutospacing="1" w:after="100" w:afterAutospacing="1"/>
-        <w:outlineLvl w:val="2"/>
-        <w:rPr>
-          <w:rFonts w:ascii="Times New Roman" w:eastAsia="Times New Roman" w:hAnsi="Times New Roman" w:cs="Times New Roman"/>
-          <w:b/>
-          <w:bCs/>
-          <w:sz w:val="27"/>
-          <w:szCs w:val="27"/>
-          <w:lang w:eastAsia="ru-RU"/>
-        </w:rPr>
-      </w:pPr>
-      <w:r>
-        <w:rPr>
-          <w:rFonts w:ascii="Times New Roman" w:eastAsia="Times New Roman" w:hAnsi="Times New Roman" w:cs="Times New Roman"/>
-          <w:b/>
-          <w:bCs/>
-          <w:sz w:val="27"/>
-          <w:szCs w:val="27"/>
-          <w:lang w:eastAsia="ru-RU"/>
-        </w:rPr>
-        <w:t>Пример</w:t>
-      </w:r>
-    </w:p>
-    <w:p>
-      <w:pPr>
-        <w:spacing w:before="100" w:beforeAutospacing="1" w:after="100" w:afterAutospacing="1"/>
-        <w:rPr>
-          <w:rFonts w:ascii="Times New Roman" w:eastAsia="Times New Roman" w:hAnsi="Times New Roman" w:cs="Times New Roman"/>
-          <w:lang w:eastAsia="ru-RU"/>
-        </w:rPr>
-      </w:pPr>
-      <w:r>
-        <w:rPr>
-          <w:rFonts w:ascii="Times New Roman" w:eastAsia="Times New Roman" w:hAnsi="Times New Roman" w:cs="Times New Roman"/>
-          <w:lang w:eastAsia="ru-RU"/>
-        </w:rPr>
-        <w:t>До удаления:</w:t>
+        <w:t xml:space="preserve">Семёнова Алёна Игоревна — 12 лет — Живопись</w:t>
       </w:r>
     </w:p>
     <w:p>
@@ -7262,7 +7262,7 @@
           <w:szCs w:val="20"/>
           <w:lang w:eastAsia="ru-RU"/>
         </w:rPr>
-        <w:t xml:space="preserve">Семёнова Алёна Игоревна — 12 лет — Живопись</w:t>
+        <w:t xml:space="preserve">Петров Иван Сергеевич — 9 лет — Рисунок</w:t>
       </w:r>
     </w:p>
     <w:p>
@@ -7299,7 +7299,23 @@
           <w:szCs w:val="20"/>
           <w:lang w:eastAsia="ru-RU"/>
         </w:rPr>
-        <w:t xml:space="preserve">Петров Иван Сергеевич — 9 лет — Рисунок</w:t>
+        <w:t xml:space="preserve">Ким Виктория Андреевна — 14 лет — Скульптура</w:t>
+      </w:r>
+    </w:p>
+    <w:p>
+      <w:pPr>
+        <w:spacing w:before="100" w:beforeAutospacing="1" w:after="100" w:afterAutospacing="1"/>
+        <w:rPr>
+          <w:rFonts w:ascii="Times New Roman" w:eastAsia="Times New Roman" w:hAnsi="Times New Roman" w:cs="Times New Roman"/>
+          <w:lang w:eastAsia="ru-RU"/>
+        </w:rPr>
+      </w:pPr>
+      <w:r>
+        <w:rPr>
+          <w:rFonts w:ascii="Times New Roman" w:eastAsia="Times New Roman" w:hAnsi="Times New Roman" w:cs="Times New Roman"/>
+          <w:lang w:eastAsia="ru-RU"/>
+        </w:rPr>
+        <w:t>Пользователь выбирает:</w:t>
       </w:r>
     </w:p>
     <w:p>
@@ -7352,7 +7368,42 @@
           <w:rFonts w:ascii="Times New Roman" w:eastAsia="Times New Roman" w:hAnsi="Times New Roman" w:cs="Times New Roman"/>
           <w:lang w:eastAsia="ru-RU"/>
         </w:rPr>
-        <w:t>Пользователь выбирает:</w:t>
+        <w:lastRenderedPageBreak/>
+        <w:t>Нажимает:</w:t>
+      </w:r>
+    </w:p>
+    <w:p>
+      <w:pPr>
+        <w:spacing w:before="100" w:beforeAutospacing="1" w:after="100" w:afterAutospacing="1"/>
+        <w:rPr>
+          <w:rFonts w:ascii="Times New Roman" w:eastAsia="Times New Roman" w:hAnsi="Times New Roman" w:cs="Times New Roman"/>
+          <w:lang w:eastAsia="ru-RU"/>
+        </w:rPr>
+      </w:pPr>
+      <w:r>
+        <w:rPr>
+          <w:rFonts w:ascii="Times New Roman" w:eastAsia="Times New Roman" w:hAnsi="Times New Roman" w:cs="Times New Roman"/>
+          <w:b/>
+          <w:bCs/>
+          <w:lang w:eastAsia="ru-RU"/>
+        </w:rPr>
+        <w:t xml:space="preserve">УДАЛИТЬ ВЫБРАННОГО</w:t>
+      </w:r>
+    </w:p>
+    <w:p>
+      <w:pPr>
+        <w:spacing w:before="100" w:beforeAutospacing="1" w:after="100" w:afterAutospacing="1"/>
+        <w:rPr>
+          <w:rFonts w:ascii="Times New Roman" w:eastAsia="Times New Roman" w:hAnsi="Times New Roman" w:cs="Times New Roman"/>
+          <w:lang w:eastAsia="ru-RU"/>
+        </w:rPr>
+      </w:pPr>
+      <w:r>
+        <w:rPr>
+          <w:rFonts w:ascii="Times New Roman" w:eastAsia="Times New Roman" w:hAnsi="Times New Roman" w:cs="Times New Roman"/>
+          <w:lang w:eastAsia="ru-RU"/>
+        </w:rPr>
+        <w:t>После удаления:</w:t>
       </w:r>
     </w:p>
     <w:p>
@@ -7389,58 +7440,7 @@
           <w:szCs w:val="20"/>
           <w:lang w:eastAsia="ru-RU"/>
         </w:rPr>
-        <w:t xml:space="preserve">Ким Виктория Андреевна — 14 лет — Скульптура</w:t>
-      </w:r>
-    </w:p>
-    <w:p>
-      <w:pPr>
-        <w:spacing w:before="100" w:beforeAutospacing="1" w:after="100" w:afterAutospacing="1"/>
-        <w:rPr>
-          <w:rFonts w:ascii="Times New Roman" w:eastAsia="Times New Roman" w:hAnsi="Times New Roman" w:cs="Times New Roman"/>
-          <w:lang w:eastAsia="ru-RU"/>
-        </w:rPr>
-      </w:pPr>
-      <w:r>
-        <w:rPr>
-          <w:rFonts w:ascii="Times New Roman" w:eastAsia="Times New Roman" w:hAnsi="Times New Roman" w:cs="Times New Roman"/>
-          <w:lang w:eastAsia="ru-RU"/>
-        </w:rPr>
-        <w:lastRenderedPageBreak/>
-        <w:t>Нажимает:</w:t>
-      </w:r>
-    </w:p>
-    <w:p>
-      <w:pPr>
-        <w:spacing w:before="100" w:beforeAutospacing="1" w:after="100" w:afterAutospacing="1"/>
-        <w:rPr>
-          <w:rFonts w:ascii="Times New Roman" w:eastAsia="Times New Roman" w:hAnsi="Times New Roman" w:cs="Times New Roman"/>
-          <w:lang w:eastAsia="ru-RU"/>
-        </w:rPr>
-      </w:pPr>
-      <w:r>
-        <w:rPr>
-          <w:rFonts w:ascii="Times New Roman" w:eastAsia="Times New Roman" w:hAnsi="Times New Roman" w:cs="Times New Roman"/>
-          <w:b/>
-          <w:bCs/>
-          <w:lang w:eastAsia="ru-RU"/>
-        </w:rPr>
-        <w:t xml:space="preserve">УДАЛИТЬ ВЫБРАННОГО</w:t>
-      </w:r>
-    </w:p>
-    <w:p>
-      <w:pPr>
-        <w:spacing w:before="100" w:beforeAutospacing="1" w:after="100" w:afterAutospacing="1"/>
-        <w:rPr>
-          <w:rFonts w:ascii="Times New Roman" w:eastAsia="Times New Roman" w:hAnsi="Times New Roman" w:cs="Times New Roman"/>
-          <w:lang w:eastAsia="ru-RU"/>
-        </w:rPr>
-      </w:pPr>
-      <w:r>
-        <w:rPr>
-          <w:rFonts w:ascii="Times New Roman" w:eastAsia="Times New Roman" w:hAnsi="Times New Roman" w:cs="Times New Roman"/>
-          <w:lang w:eastAsia="ru-RU"/>
-        </w:rPr>
-        <w:t>После удаления:</w:t>
+        <w:t xml:space="preserve">Семёнова Алёна Игоревна — 12 лет — Живопись</w:t>
       </w:r>
     </w:p>
     <w:p>
@@ -7477,43 +7477,6 @@
           <w:szCs w:val="20"/>
           <w:lang w:eastAsia="ru-RU"/>
         </w:rPr>
-        <w:t xml:space="preserve">Семёнова Алёна Игоревна — 12 лет — Живопись</w:t>
-      </w:r>
-    </w:p>
-    <w:p>
-      <w:pPr>
-        <w:tabs>
-          <w:tab w:val="left" w:pos="916"/>
-          <w:tab w:val="left" w:pos="1832"/>
-          <w:tab w:val="left" w:pos="2748"/>
-          <w:tab w:val="left" w:pos="3664"/>
-          <w:tab w:val="left" w:pos="4580"/>
-          <w:tab w:val="left" w:pos="5496"/>
-          <w:tab w:val="left" w:pos="6412"/>
-          <w:tab w:val="left" w:pos="7328"/>
-          <w:tab w:val="left" w:pos="8244"/>
-          <w:tab w:val="left" w:pos="9160"/>
-          <w:tab w:val="left" w:pos="10076"/>
-          <w:tab w:val="left" w:pos="10992"/>
-          <w:tab w:val="left" w:pos="11908"/>
-          <w:tab w:val="left" w:pos="12824"/>
-          <w:tab w:val="left" w:pos="13740"/>
-          <w:tab w:val="left" w:pos="14656"/>
-        </w:tabs>
-        <w:rPr>
-          <w:rFonts w:ascii="Courier New" w:eastAsia="Times New Roman" w:hAnsi="Courier New" w:cs="Courier New"/>
-          <w:sz w:val="20"/>
-          <w:szCs w:val="20"/>
-          <w:lang w:eastAsia="ru-RU"/>
-        </w:rPr>
-      </w:pPr>
-      <w:r>
-        <w:rPr>
-          <w:rFonts w:ascii="Courier New" w:eastAsia="Times New Roman" w:hAnsi="Courier New" w:cs="Courier New"/>
-          <w:sz w:val="20"/>
-          <w:szCs w:val="20"/>
-          <w:lang w:eastAsia="ru-RU"/>
-        </w:rPr>
         <w:t xml:space="preserve">Петров Иван Сергеевич — 9 лет — Рисунок</w:t>
       </w:r>
     </w:p>
@@ -7563,43 +7526,6 @@
           <w:lang w:eastAsia="ru-RU"/>
         </w:rPr>
         <w:t xml:space="preserve">:</w:t>
-      </w:r>
-    </w:p>
-    <w:p>
-      <w:pPr>
-        <w:tabs>
-          <w:tab w:val="left" w:pos="916"/>
-          <w:tab w:val="left" w:pos="1832"/>
-          <w:tab w:val="left" w:pos="2748"/>
-          <w:tab w:val="left" w:pos="3664"/>
-          <w:tab w:val="left" w:pos="4580"/>
-          <w:tab w:val="left" w:pos="5496"/>
-          <w:tab w:val="left" w:pos="6412"/>
-          <w:tab w:val="left" w:pos="7328"/>
-          <w:tab w:val="left" w:pos="8244"/>
-          <w:tab w:val="left" w:pos="9160"/>
-          <w:tab w:val="left" w:pos="10076"/>
-          <w:tab w:val="left" w:pos="10992"/>
-          <w:tab w:val="left" w:pos="11908"/>
-          <w:tab w:val="left" w:pos="12824"/>
-          <w:tab w:val="left" w:pos="13740"/>
-          <w:tab w:val="left" w:pos="14656"/>
-        </w:tabs>
-        <w:rPr>
-          <w:rFonts w:ascii="Courier New" w:eastAsia="Times New Roman" w:hAnsi="Courier New" w:cs="Courier New"/>
-          <w:sz w:val="20"/>
-          <w:szCs w:val="20"/>
-          <w:lang w:eastAsia="ru-RU"/>
-        </w:rPr>
-      </w:pPr>
-      <w:r>
-        <w:rPr>
-          <w:rFonts w:ascii="Courier New" w:eastAsia="Times New Roman" w:hAnsi="Courier New" w:cs="Courier New"/>
-          <w:sz w:val="20"/>
-          <w:szCs w:val="20"/>
-          <w:lang w:eastAsia="ru-RU"/>
-        </w:rPr>
-        <w:t xml:space="preserve">// кнопка «Удалить»</w:t>
       </w:r>
     </w:p>
     <w:p>
@@ -11700,7 +11626,7 @@
           <w:rFonts w:ascii="Times New Roman" w:eastAsia="Times New Roman" w:hAnsi="Times New Roman" w:cs="Times New Roman"/>
           <w:lang w:eastAsia="ru-RU"/>
         </w:rPr>
-        <w:t xml:space="preserve"> — выполнено: шаблон Windows Forms App;</w:t>
+        <w:t xml:space="preserve"> — выполнено: шаблон Windows Forms App (.NET Framework);</w:t>
       </w:r>
     </w:p>
     <w:p>
@@ -12383,6 +12309,22 @@
           <w:rFonts w:ascii="Times New Roman" w:eastAsia="Times New Roman" w:hAnsi="Times New Roman" w:cs="Times New Roman"/>
           <w:lang w:eastAsia="ru-RU"/>
         </w:rPr>
+        <w:t xml:space="preserve">, </w:t>
+      </w:r>
+      <w:r>
+        <w:rPr>
+          <w:rFonts w:ascii="Courier New" w:eastAsia="Times New Roman" w:hAnsi="Courier New" w:cs="Courier New"/>
+          <w:sz w:val="20"/>
+          <w:szCs w:val="20"/>
+          <w:lang w:eastAsia="ru-RU"/>
+        </w:rPr>
+        <w:t xml:space="preserve">Form1.resx</w:t>
+      </w:r>
+      <w:r>
+        <w:rPr>
+          <w:rFonts w:ascii="Times New Roman" w:eastAsia="Times New Roman" w:hAnsi="Times New Roman" w:cs="Times New Roman"/>
+          <w:lang w:eastAsia="ru-RU"/>
+        </w:rPr>
         <w:t xml:space="preserve">;</w:t>
       </w:r>
     </w:p>
@@ -12512,7 +12454,39 @@
           <w:rFonts w:ascii="Times New Roman" w:eastAsia="Times New Roman" w:hAnsi="Times New Roman" w:cs="Times New Roman"/>
           <w:lang w:eastAsia="ru-RU"/>
         </w:rPr>
-        <w:t xml:space="preserve"> — файл проекта </w:t>
+        <w:t xml:space="preserve"> — </w:t>
+      </w:r>
+      <w:r>
+        <w:rPr>
+          <w:rFonts w:ascii="Courier New" w:eastAsia="Times New Roman" w:hAnsi="Courier New" w:cs="Courier New"/>
+          <w:sz w:val="20"/>
+          <w:szCs w:val="20"/>
+          <w:lang w:eastAsia="ru-RU"/>
+        </w:rPr>
+        <w:t xml:space="preserve">App.config</w:t>
+      </w:r>
+      <w:r>
+        <w:rPr>
+          <w:rFonts w:ascii="Times New Roman" w:eastAsia="Times New Roman" w:hAnsi="Times New Roman" w:cs="Times New Roman"/>
+          <w:lang w:eastAsia="ru-RU"/>
+        </w:rPr>
+        <w:t xml:space="preserve">, </w:t>
+      </w:r>
+      <w:r>
+        <w:rPr>
+          <w:rFonts w:ascii="Courier New" w:eastAsia="Times New Roman" w:hAnsi="Courier New" w:cs="Courier New"/>
+          <w:sz w:val="20"/>
+          <w:szCs w:val="20"/>
+          <w:lang w:eastAsia="ru-RU"/>
+        </w:rPr>
+        <w:t xml:space="preserve">Properties\AssemblyInfo.cs</w:t>
+      </w:r>
+      <w:r>
+        <w:rPr>
+          <w:rFonts w:ascii="Times New Roman" w:eastAsia="Times New Roman" w:hAnsi="Times New Roman" w:cs="Times New Roman"/>
+          <w:lang w:eastAsia="ru-RU"/>
+        </w:rPr>
+        <w:t xml:space="preserve">, файл проекта </w:t>
       </w:r>
       <w:r>
         <w:rPr>
